--- a/_build/docx/02_Положение_об_отделе/Положение_о_проектно-конструкторском_отделе.docx
+++ b/_build/docx/02_Положение_об_отделе/Положение_о_проектно-конструкторском_отделе.docx
@@ -225,7 +225,7 @@
         <w:rPr>
           <w:rFonts w:ascii="Times New Roman" w:hAnsi="Times New Roman"/>
         </w:rPr>
-        <w:t>2.1. Разработка рабочей документации стадии КМД на металлические конструкции.</w:t>
+        <w:t>2.1. Архитектурно-конструкторская проработка объектов.</w:t>
       </w:r>
     </w:p>
     <w:p>
@@ -249,7 +249,7 @@
         <w:rPr>
           <w:rFonts w:ascii="Times New Roman" w:hAnsi="Times New Roman"/>
         </w:rPr>
-        <w:t>2.3. Архитектурно-конструкторская проработка объектов.</w:t>
+        <w:t>2.3. Разработка рабочей документации стадии КМД на металлические конструкции.</w:t>
       </w:r>
     </w:p>
     <w:p>
@@ -275,7 +275,23 @@
         <w:rPr>
           <w:rFonts w:ascii="Times New Roman" w:hAnsi="Times New Roman"/>
         </w:rPr>
-        <w:t>3.1. Деталировка металлоконструкций, выпуск чертежей отправочных марок, деталей и</w:t>
+        <w:t>3.1. Разработка архитектурно-конструкторских решений объектов, координация с</w:t>
+      </w:r>
+    </w:p>
+    <w:p>
+      <w:r>
+        <w:rPr>
+          <w:rFonts w:ascii="Times New Roman" w:hAnsi="Times New Roman"/>
+        </w:rPr>
+        <w:t>разделами КМ, КЖ, АР смежных комплектов.</w:t>
+      </w:r>
+    </w:p>
+    <w:p>
+      <w:r>
+        <w:rPr>
+          <w:rFonts w:ascii="Times New Roman" w:hAnsi="Times New Roman"/>
+        </w:rPr>
+        <w:t>3.2. Деталировка металлоконструкций, выпуск чертежей отправочных марок, деталей и</w:t>
       </w:r>
     </w:p>
     <w:p>
@@ -291,7 +307,7 @@
         <w:rPr>
           <w:rFonts w:ascii="Times New Roman" w:hAnsi="Times New Roman"/>
         </w:rPr>
-        <w:t>3.2. Формирование спецификаций металлопроката и сводных спецификаций, ведомостей</w:t>
+        <w:t>3.3. Формирование спецификаций металлопроката и сводных спецификаций, ведомостей</w:t>
       </w:r>
     </w:p>
     <w:p>
@@ -299,7 +315,7 @@
         <w:rPr>
           <w:rFonts w:ascii="Times New Roman" w:hAnsi="Times New Roman"/>
         </w:rPr>
-        <w:t>отправочных марок, метизов, рабочих чертежей (раздел 10 Регламента).</w:t>
+        <w:t>отправочных марок, метизов, рабочих чертежей.</w:t>
       </w:r>
     </w:p>
     <w:p>
@@ -307,7 +323,7 @@
         <w:rPr>
           <w:rFonts w:ascii="Times New Roman" w:hAnsi="Times New Roman"/>
         </w:rPr>
-        <w:t>3.3. Подготовка раскроя для производства (раскроечные карты CutLogic 1D, DXF для</w:t>
+        <w:t>3.4. Подготовка раскроя для производства (раскроечные карты CutLogic 1D, DXF для</w:t>
       </w:r>
     </w:p>
     <w:p>
@@ -315,7 +331,7 @@
         <w:rPr>
           <w:rFonts w:ascii="Times New Roman" w:hAnsi="Times New Roman"/>
         </w:rPr>
-        <w:t>лазерной резки — раздел 9 Регламента).</w:t>
+        <w:t>лазерной резки).</w:t>
       </w:r>
     </w:p>
     <w:p>
@@ -323,7 +339,7 @@
         <w:rPr>
           <w:rFonts w:ascii="Times New Roman" w:hAnsi="Times New Roman"/>
         </w:rPr>
-        <w:t xml:space="preserve">3.4. </w:t>
+        <w:t xml:space="preserve">3.5. </w:t>
       </w:r>
       <w:r>
         <w:rPr>
@@ -336,7 +352,7 @@
         <w:rPr>
           <w:rFonts w:ascii="Times New Roman" w:hAnsi="Times New Roman"/>
         </w:rPr>
-        <w:t xml:space="preserve"> документации перед выпуском (разделы 8, 16).</w:t>
+        <w:t xml:space="preserve"> документации перед выпуском.</w:t>
       </w:r>
     </w:p>
     <w:p>
@@ -344,7 +360,7 @@
         <w:rPr>
           <w:rFonts w:ascii="Times New Roman" w:hAnsi="Times New Roman"/>
         </w:rPr>
-        <w:t>3.5. Внесение изменений в рабочую документацию (раздел 14).</w:t>
+        <w:t>3.6. Внесение изменений в рабочую документацию.</w:t>
       </w:r>
     </w:p>
     <w:p>
@@ -352,7 +368,7 @@
         <w:rPr>
           <w:rFonts w:ascii="Times New Roman" w:hAnsi="Times New Roman"/>
         </w:rPr>
-        <w:t>3.6. Ведение архива выпущенной документации.</w:t>
+        <w:t>3.7. Ведение архива выпущенной документации.</w:t>
       </w:r>
     </w:p>
     <w:p>
@@ -496,7 +512,7 @@
                 <w:rFonts w:ascii="Times New Roman" w:hAnsi="Times New Roman"/>
                 <w:sz w:val="22"/>
               </w:rPr>
-              <w:t>Иванюк В.С.</w:t>
+              <w:t>действующая единица</w:t>
             </w:r>
           </w:p>
         </w:tc>
@@ -540,7 +556,7 @@
                 <w:rFonts w:ascii="Times New Roman" w:hAnsi="Times New Roman"/>
                 <w:sz w:val="22"/>
               </w:rPr>
-              <w:t>1 (+1)</w:t>
+              <w:t>1</w:t>
             </w:r>
           </w:p>
         </w:tc>
@@ -554,7 +570,7 @@
                 <w:rFonts w:ascii="Times New Roman" w:hAnsi="Times New Roman"/>
                 <w:sz w:val="22"/>
               </w:rPr>
-              <w:t>действующий + перспектива</w:t>
+              <w:t>действующая единица</w:t>
             </w:r>
           </w:p>
         </w:tc>
@@ -606,7 +622,15 @@
           <w:tcPr>
             <w:tcW w:type="dxa" w:w="2410"/>
           </w:tcPr>
-          <w:p/>
+          <w:p>
+            <w:r>
+              <w:rPr>
+                <w:rFonts w:ascii="Times New Roman" w:hAnsi="Times New Roman"/>
+                <w:sz w:val="22"/>
+              </w:rPr>
+              <w:t>действующая единица</w:t>
+            </w:r>
+          </w:p>
         </w:tc>
       </w:tr>
     </w:tbl>
@@ -792,7 +816,7 @@
         <w:rPr>
           <w:rFonts w:ascii="Times New Roman" w:hAnsi="Times New Roman"/>
         </w:rPr>
-        <w:t>Отдел несёт ответственность за качество, полноту и сроки выпускаемой рабочей</w:t>
+        <w:t>Отдел несёт ответственность за качество, полноту и сроки архитектурно-конструкторских</w:t>
       </w:r>
     </w:p>
     <w:p>
@@ -800,7 +824,7 @@
         <w:rPr>
           <w:rFonts w:ascii="Times New Roman" w:hAnsi="Times New Roman"/>
         </w:rPr>
-        <w:t>документации стадии КМД в соответствии с Регламентом и законодательством</w:t>
+        <w:t>решений и выпускаемой рабочей документации стадии КМД в соответствии с Регламентом</w:t>
       </w:r>
     </w:p>
     <w:p>
@@ -808,7 +832,7 @@
         <w:rPr>
           <w:rFonts w:ascii="Times New Roman" w:hAnsi="Times New Roman"/>
         </w:rPr>
-        <w:t>Республики Беларусь.</w:t>
+        <w:t>и законодательством Республики Беларусь.</w:t>
       </w:r>
     </w:p>
     <w:p>

--- a/_build/docx/02_Положение_об_отделе/Положение_о_проектно-конструкторском_отделе.docx
+++ b/_build/docx/02_Положение_об_отделе/Положение_о_проектно-конструкторском_отделе.docx
@@ -774,7 +774,7 @@
         <w:rPr>
           <w:rFonts w:ascii="Times New Roman" w:hAnsi="Times New Roman"/>
         </w:rPr>
-        <w:t>7.2. Со службой главного инженера — передача выпущенного комплекта рабочей</w:t>
+        <w:t>7.2. С заместителем директора — передача выпущенного комплекта рабочей</w:t>
       </w:r>
     </w:p>
     <w:p>
@@ -782,7 +782,7 @@
         <w:rPr>
           <w:rFonts w:ascii="Times New Roman" w:hAnsi="Times New Roman"/>
         </w:rPr>
-        <w:t>документации, раскроечных карт и файлов резки главному инженеру для использования</w:t>
+        <w:t>документации, раскроечных карт и файлов резки для использования производством</w:t>
       </w:r>
     </w:p>
     <w:p>
@@ -790,7 +790,7 @@
         <w:rPr>
           <w:rFonts w:ascii="Times New Roman" w:hAnsi="Times New Roman"/>
         </w:rPr>
-        <w:t>производством и монтажными участками.</w:t>
+        <w:t>и монтажными участками.</w:t>
       </w:r>
     </w:p>
     <w:p>

--- a/_build/docx/02_Положение_об_отделе/Положение_о_проектно-конструкторском_отделе.docx
+++ b/_build/docx/02_Положение_об_отделе/Положение_о_проектно-конструкторском_отделе.docx
@@ -666,7 +666,23 @@
         <w:rPr>
           <w:rFonts w:ascii="Times New Roman" w:hAnsi="Times New Roman"/>
         </w:rPr>
-        <w:t>5.2. Осуществляет нормоконтроль и приёмку документации.</w:t>
+        <w:t>5.2. Осуществляет нормоконтроль и приёмку документации. Нормоконтроль комплектов,</w:t>
+      </w:r>
+    </w:p>
+    <w:p>
+      <w:r>
+        <w:rPr>
+          <w:rFonts w:ascii="Times New Roman" w:hAnsi="Times New Roman"/>
+        </w:rPr>
+        <w:t>разработанных лично начальником Отдела, выполняет заместитель директора</w:t>
+      </w:r>
+    </w:p>
+    <w:p>
+      <w:r>
+        <w:rPr>
+          <w:rFonts w:ascii="Times New Roman" w:hAnsi="Times New Roman"/>
+        </w:rPr>
+        <w:t>Покалюк Д.Г. (Регламент, п. 1.4).</w:t>
       </w:r>
     </w:p>
     <w:p>
@@ -816,7 +832,7 @@
         <w:rPr>
           <w:rFonts w:ascii="Times New Roman" w:hAnsi="Times New Roman"/>
         </w:rPr>
-        <w:t>Отдел несёт ответственность за качество, полноту и сроки архитектурно-конструкторских</w:t>
+        <w:t>8.1. Отдел несёт ответственность за качество, полноту и сроки</w:t>
       </w:r>
     </w:p>
     <w:p>
@@ -824,7 +840,7 @@
         <w:rPr>
           <w:rFonts w:ascii="Times New Roman" w:hAnsi="Times New Roman"/>
         </w:rPr>
-        <w:t>решений и выпускаемой рабочей документации стадии КМД в соответствии с Регламентом</w:t>
+        <w:t>архитектурно-конструкторских решений и выпускаемой рабочей документации стадии КМД</w:t>
       </w:r>
     </w:p>
     <w:p>
@@ -832,7 +848,331 @@
         <w:rPr>
           <w:rFonts w:ascii="Times New Roman" w:hAnsi="Times New Roman"/>
         </w:rPr>
-        <w:t>и законодательством Республики Беларусь.</w:t>
+        <w:t>в соответствии с Регламентом и законодательством Республики Беларусь.</w:t>
+      </w:r>
+    </w:p>
+    <w:p>
+      <w:r>
+        <w:rPr>
+          <w:rFonts w:ascii="Times New Roman" w:hAnsi="Times New Roman"/>
+        </w:rPr>
+        <w:t xml:space="preserve">8.2. </w:t>
+      </w:r>
+      <w:r>
+        <w:rPr>
+          <w:rFonts w:ascii="Times New Roman" w:hAnsi="Times New Roman"/>
+          <w:b/>
+        </w:rPr>
+        <w:t>Качество.</w:t>
+      </w:r>
+      <w:r>
+        <w:rPr>
+          <w:rFonts w:ascii="Times New Roman" w:hAnsi="Times New Roman"/>
+        </w:rPr>
+        <w:t xml:space="preserve"> Отдел отвечает:</w:t>
+      </w:r>
+    </w:p>
+    <w:p>
+      <w:pPr>
+        <w:pStyle w:val="ListBullet"/>
+      </w:pPr>
+      <w:r>
+        <w:rPr>
+          <w:rFonts w:ascii="Times New Roman" w:hAnsi="Times New Roman"/>
+        </w:rPr>
+        <w:t>за техническую обоснованность, надёжность и безопасность принятых</w:t>
+      </w:r>
+    </w:p>
+    <w:p>
+      <w:r>
+        <w:rPr>
+          <w:rFonts w:ascii="Times New Roman" w:hAnsi="Times New Roman"/>
+        </w:rPr>
+        <w:t>конструктивных решений (узлы, сварные и болтовые соединения, сечения элементов)</w:t>
+      </w:r>
+    </w:p>
+    <w:p>
+      <w:r>
+        <w:rPr>
+          <w:rFonts w:ascii="Times New Roman" w:hAnsi="Times New Roman"/>
+        </w:rPr>
+        <w:t>и их соответствие чертежам-основанию стадии КМ или АС (Регламент, п. 2.3,</w:t>
+      </w:r>
+    </w:p>
+    <w:p>
+      <w:r>
+        <w:rPr>
+          <w:rFonts w:ascii="Times New Roman" w:hAnsi="Times New Roman"/>
+        </w:rPr>
+        <w:t>раздел 4);</w:t>
+      </w:r>
+    </w:p>
+    <w:p>
+      <w:pPr>
+        <w:pStyle w:val="ListBullet"/>
+      </w:pPr>
+      <w:r>
+        <w:rPr>
+          <w:rFonts w:ascii="Times New Roman" w:hAnsi="Times New Roman"/>
+        </w:rPr>
+        <w:t>за экономичность решений: металлоёмкость, технологичность изготовления и</w:t>
+      </w:r>
+    </w:p>
+    <w:p>
+      <w:r>
+        <w:rPr>
+          <w:rFonts w:ascii="Times New Roman" w:hAnsi="Times New Roman"/>
+        </w:rPr>
+        <w:t>монтажа, унификацию отправочных марок (Регламент, п. 4.6), минимизацию отходов</w:t>
+      </w:r>
+    </w:p>
+    <w:p>
+      <w:r>
+        <w:rPr>
+          <w:rFonts w:ascii="Times New Roman" w:hAnsi="Times New Roman"/>
+        </w:rPr>
+        <w:t>при раскрое (Регламент, п. 9.6);</w:t>
+      </w:r>
+    </w:p>
+    <w:p>
+      <w:pPr>
+        <w:pStyle w:val="ListBullet"/>
+      </w:pPr>
+      <w:r>
+        <w:rPr>
+          <w:rFonts w:ascii="Times New Roman" w:hAnsi="Times New Roman"/>
+        </w:rPr>
+        <w:t>за соответствие документации Регламенту и отсутствие ошибок, которые могут</w:t>
+      </w:r>
+    </w:p>
+    <w:p>
+      <w:r>
+        <w:rPr>
+          <w:rFonts w:ascii="Times New Roman" w:hAnsi="Times New Roman"/>
+        </w:rPr>
+        <w:t>повлечь брак при изготовлении, переделки на производстве или на монтаже;</w:t>
+      </w:r>
+    </w:p>
+    <w:p>
+      <w:pPr>
+        <w:pStyle w:val="ListBullet"/>
+      </w:pPr>
+      <w:r>
+        <w:rPr>
+          <w:rFonts w:ascii="Times New Roman" w:hAnsi="Times New Roman"/>
+        </w:rPr>
+        <w:t>за выпуск документации только после нормоконтроля с отметкой в рабочем журнале</w:t>
+      </w:r>
+    </w:p>
+    <w:p>
+      <w:r>
+        <w:rPr>
+          <w:rFonts w:ascii="Times New Roman" w:hAnsi="Times New Roman"/>
+        </w:rPr>
+        <w:t>отдела (Регламент, п. 2.6).</w:t>
+      </w:r>
+    </w:p>
+    <w:p>
+      <w:r>
+        <w:rPr>
+          <w:rFonts w:ascii="Times New Roman" w:hAnsi="Times New Roman"/>
+        </w:rPr>
+        <w:t xml:space="preserve">8.3. </w:t>
+      </w:r>
+      <w:r>
+        <w:rPr>
+          <w:rFonts w:ascii="Times New Roman" w:hAnsi="Times New Roman"/>
+          <w:b/>
+        </w:rPr>
+        <w:t>Полнота.</w:t>
+      </w:r>
+      <w:r>
+        <w:rPr>
+          <w:rFonts w:ascii="Times New Roman" w:hAnsi="Times New Roman"/>
+        </w:rPr>
+        <w:t xml:space="preserve"> Отдел отвечает за комплектность выпускаемой документации:</w:t>
+      </w:r>
+    </w:p>
+    <w:p>
+      <w:r>
+        <w:rPr>
+          <w:rFonts w:ascii="Times New Roman" w:hAnsi="Times New Roman"/>
+        </w:rPr>
+        <w:t>состав и порядок листов комплекта (Регламент, раздел 5), полноту чертежей, узлов,</w:t>
+      </w:r>
+    </w:p>
+    <w:p>
+      <w:r>
+        <w:rPr>
+          <w:rFonts w:ascii="Times New Roman" w:hAnsi="Times New Roman"/>
+        </w:rPr>
+        <w:t>разрезов и размеров (Регламент, раздел 8), спецификации и ведомости (Регламент,</w:t>
+      </w:r>
+    </w:p>
+    <w:p>
+      <w:r>
+        <w:rPr>
+          <w:rFonts w:ascii="Times New Roman" w:hAnsi="Times New Roman"/>
+        </w:rPr>
+        <w:t>раздел 10), производственные файлы — DXF, IGES, раскроечные карты (Регламент,</w:t>
+      </w:r>
+    </w:p>
+    <w:p>
+      <w:r>
+        <w:rPr>
+          <w:rFonts w:ascii="Times New Roman" w:hAnsi="Times New Roman"/>
+        </w:rPr>
+        <w:t>раздел 9), а также своевременное внесение изменений (Регламент, раздел 14).</w:t>
+      </w:r>
+    </w:p>
+    <w:p>
+      <w:r>
+        <w:rPr>
+          <w:rFonts w:ascii="Times New Roman" w:hAnsi="Times New Roman"/>
+        </w:rPr>
+        <w:t xml:space="preserve">8.4. </w:t>
+      </w:r>
+      <w:r>
+        <w:rPr>
+          <w:rFonts w:ascii="Times New Roman" w:hAnsi="Times New Roman"/>
+          <w:b/>
+        </w:rPr>
+        <w:t>Сроки.</w:t>
+      </w:r>
+      <w:r>
+        <w:rPr>
+          <w:rFonts w:ascii="Times New Roman" w:hAnsi="Times New Roman"/>
+        </w:rPr>
+        <w:t xml:space="preserve"> Отдел отвечает за выпуск документации в сроки, установленные</w:t>
+      </w:r>
+    </w:p>
+    <w:p>
+      <w:r>
+        <w:rPr>
+          <w:rFonts w:ascii="Times New Roman" w:hAnsi="Times New Roman"/>
+        </w:rPr>
+        <w:t>заданием и зафиксированные в рабочем журнале отдела (Регламент, пп. 2.3, 2.4).</w:t>
+      </w:r>
+    </w:p>
+    <w:p>
+      <w:r>
+        <w:rPr>
+          <w:rFonts w:ascii="Times New Roman" w:hAnsi="Times New Roman"/>
+        </w:rPr>
+        <w:t>О риске срыва срока начальник Отдела заблаговременно уведомляет заместителя</w:t>
+      </w:r>
+    </w:p>
+    <w:p>
+      <w:r>
+        <w:rPr>
+          <w:rFonts w:ascii="Times New Roman" w:hAnsi="Times New Roman"/>
+        </w:rPr>
+        <w:t>директора с указанием причин и предложений по новому сроку.</w:t>
+      </w:r>
+    </w:p>
+    <w:p>
+      <w:r>
+        <w:rPr>
+          <w:rFonts w:ascii="Times New Roman" w:hAnsi="Times New Roman"/>
+        </w:rPr>
+        <w:t xml:space="preserve">8.5. </w:t>
+      </w:r>
+      <w:r>
+        <w:rPr>
+          <w:rFonts w:ascii="Times New Roman" w:hAnsi="Times New Roman"/>
+          <w:b/>
+        </w:rPr>
+        <w:t>Персональная ответственность</w:t>
+      </w:r>
+      <w:r>
+        <w:rPr>
+          <w:rFonts w:ascii="Times New Roman" w:hAnsi="Times New Roman"/>
+        </w:rPr>
+        <w:t xml:space="preserve"> за результаты работы Отдела распределяется</w:t>
+      </w:r>
+    </w:p>
+    <w:p>
+      <w:r>
+        <w:rPr>
+          <w:rFonts w:ascii="Times New Roman" w:hAnsi="Times New Roman"/>
+        </w:rPr>
+        <w:t>так:</w:t>
+      </w:r>
+    </w:p>
+    <w:p>
+      <w:pPr>
+        <w:pStyle w:val="ListBullet"/>
+      </w:pPr>
+      <w:r>
+        <w:rPr>
+          <w:rFonts w:ascii="Times New Roman" w:hAnsi="Times New Roman"/>
+          <w:b/>
+        </w:rPr>
+        <w:t>начальник Отдела</w:t>
+      </w:r>
+      <w:r>
+        <w:rPr>
+          <w:rFonts w:ascii="Times New Roman" w:hAnsi="Times New Roman"/>
+        </w:rPr>
+        <w:t xml:space="preserve"> — за качество, полноту и сроки выпуска документации Отдела</w:t>
+      </w:r>
+    </w:p>
+    <w:p>
+      <w:r>
+        <w:rPr>
+          <w:rFonts w:ascii="Times New Roman" w:hAnsi="Times New Roman"/>
+        </w:rPr>
+        <w:t>в целом, за нормоконтроль, а также за документацию, разработанную им лично;</w:t>
+      </w:r>
+    </w:p>
+    <w:p>
+      <w:pPr>
+        <w:pStyle w:val="ListBullet"/>
+      </w:pPr>
+      <w:r>
+        <w:rPr>
+          <w:rFonts w:ascii="Times New Roman" w:hAnsi="Times New Roman"/>
+          <w:b/>
+        </w:rPr>
+        <w:t>конструкторы и архитекторы</w:t>
+      </w:r>
+      <w:r>
+        <w:rPr>
+          <w:rFonts w:ascii="Times New Roman" w:hAnsi="Times New Roman"/>
+        </w:rPr>
+        <w:t xml:space="preserve"> — за полноту и достоверность разработанных ими</w:t>
+      </w:r>
+    </w:p>
+    <w:p>
+      <w:r>
+        <w:rPr>
+          <w:rFonts w:ascii="Times New Roman" w:hAnsi="Times New Roman"/>
+        </w:rPr>
+        <w:t>моделей и чертежей, соблюдение Регламента и сроков сдачи работы на нормоконтроль</w:t>
+      </w:r>
+    </w:p>
+    <w:p>
+      <w:r>
+        <w:rPr>
+          <w:rFonts w:ascii="Times New Roman" w:hAnsi="Times New Roman"/>
+        </w:rPr>
+        <w:t>(Регламент, п. 1.4).</w:t>
+      </w:r>
+    </w:p>
+    <w:p>
+      <w:r>
+        <w:rPr>
+          <w:rFonts w:ascii="Times New Roman" w:hAnsi="Times New Roman"/>
+        </w:rPr>
+        <w:t>Конкретные меры ответственности работников устанавливаются их должностными</w:t>
+      </w:r>
+    </w:p>
+    <w:p>
+      <w:r>
+        <w:rPr>
+          <w:rFonts w:ascii="Times New Roman" w:hAnsi="Times New Roman"/>
+        </w:rPr>
+        <w:t>инструкциями и Трудовым кодексом Республики Беларусь.</w:t>
       </w:r>
     </w:p>
     <w:p>
